--- a/templates/db_template.docx
+++ b/templates/db_template.docx
@@ -15,7 +15,7 @@
     <w:tbl>
       <w:tblPr>
         <w:tblStyle w:val="Table1"/>
-        <w:tblW w:w="9030.0" w:type="dxa"/>
+        <w:tblW w:w="13920.000000000002" w:type="dxa"/>
         <w:jc w:val="left"/>
         <w:tblBorders>
           <w:top w:color="000000" w:space="0" w:sz="8" w:val="single"/>
@@ -29,22 +29,22 @@
         <w:tblLook w:val="0600"/>
       </w:tblPr>
       <w:tblGrid>
-        <w:gridCol w:w="1290"/>
-        <w:gridCol w:w="1290"/>
-        <w:gridCol w:w="1005"/>
-        <w:gridCol w:w="1635"/>
-        <w:gridCol w:w="1755"/>
-        <w:gridCol w:w="765"/>
-        <w:gridCol w:w="1290"/>
+        <w:gridCol w:w="1988.571428571429"/>
+        <w:gridCol w:w="1988.571428571429"/>
+        <w:gridCol w:w="1988.571428571429"/>
+        <w:gridCol w:w="1988.571428571429"/>
+        <w:gridCol w:w="1988.571428571429"/>
+        <w:gridCol w:w="1988.571428571429"/>
+        <w:gridCol w:w="1988.571428571429"/>
         <w:tblGridChange w:id="0">
           <w:tblGrid>
-            <w:gridCol w:w="1290"/>
-            <w:gridCol w:w="1290"/>
-            <w:gridCol w:w="1005"/>
-            <w:gridCol w:w="1635"/>
-            <w:gridCol w:w="1755"/>
-            <w:gridCol w:w="765"/>
-            <w:gridCol w:w="1290"/>
+            <w:gridCol w:w="1988.571428571429"/>
+            <w:gridCol w:w="1988.571428571429"/>
+            <w:gridCol w:w="1988.571428571429"/>
+            <w:gridCol w:w="1988.571428571429"/>
+            <w:gridCol w:w="1988.571428571429"/>
+            <w:gridCol w:w="1988.571428571429"/>
+            <w:gridCol w:w="1988.571428571429"/>
           </w:tblGrid>
         </w:tblGridChange>
       </w:tblGrid>
@@ -57,7 +57,7 @@
         <w:tc>
           <w:tcPr>
             <w:gridSpan w:val="7"/>
-            <w:shd w:fill="auto" w:val="clear"/>
+            <w:shd w:fill="d9d9d9" w:val="clear"/>
             <w:tcMar>
               <w:top w:w="100.0" w:type="dxa"/>
               <w:left w:w="100.0" w:type="dxa"/>
@@ -103,7 +103,7 @@
         </w:trPr>
         <w:tc>
           <w:tcPr>
-            <w:shd w:fill="auto" w:val="clear"/>
+            <w:shd w:fill="d9d9d9" w:val="clear"/>
             <w:tcMar>
               <w:top w:w="100.0" w:type="dxa"/>
               <w:left w:w="100.0" w:type="dxa"/>
@@ -180,7 +180,7 @@
         </w:tc>
         <w:tc>
           <w:tcPr>
-            <w:shd w:fill="auto" w:val="clear"/>
+            <w:shd w:fill="d9d9d9" w:val="clear"/>
             <w:tcMar>
               <w:top w:w="100.0" w:type="dxa"/>
               <w:left w:w="100.0" w:type="dxa"/>
@@ -264,7 +264,7 @@
         </w:trPr>
         <w:tc>
           <w:tcPr>
-            <w:shd w:fill="auto" w:val="clear"/>
+            <w:shd w:fill="d9d9d9" w:val="clear"/>
             <w:tcMar>
               <w:top w:w="100.0" w:type="dxa"/>
               <w:left w:w="100.0" w:type="dxa"/>
@@ -342,6 +342,45 @@
         </w:tc>
         <w:tc>
           <w:tcPr>
+            <w:shd w:fill="d9d9d9" w:val="clear"/>
+            <w:tcMar>
+              <w:top w:w="100.0" w:type="dxa"/>
+              <w:left w:w="100.0" w:type="dxa"/>
+              <w:bottom w:w="100.0" w:type="dxa"/>
+              <w:right w:w="100.0" w:type="dxa"/>
+            </w:tcMar>
+            <w:vAlign w:val="top"/>
+          </w:tcPr>
+          <w:p>
+            <w:pPr>
+              <w:keepNext w:val="0"/>
+              <w:keepLines w:val="0"/>
+              <w:pageBreakBefore w:val="0"/>
+              <w:widowControl w:val="0"/>
+              <w:pBdr>
+                <w:top w:space="0" w:sz="0" w:val="nil"/>
+                <w:left w:space="0" w:sz="0" w:val="nil"/>
+                <w:bottom w:space="0" w:sz="0" w:val="nil"/>
+                <w:right w:space="0" w:sz="0" w:val="nil"/>
+                <w:between w:space="0" w:sz="0" w:val="nil"/>
+              </w:pBdr>
+              <w:shd w:fill="auto" w:val="clear"/>
+              <w:spacing w:after="0" w:before="0" w:line="240" w:lineRule="auto"/>
+              <w:ind w:left="0" w:right="0" w:firstLine="0"/>
+              <w:jc w:val="center"/>
+              <w:rPr/>
+            </w:pPr>
+            <w:r>
+              <w:rPr>
+                <w:rFonts w:ascii="Arial Unicode MS" w:cs="Arial Unicode MS" w:eastAsia="Arial Unicode MS" w:hAnsi="Arial Unicode MS"/>
+                <w:rtl w:val="0"/>
+              </w:rPr>
+              <w:t xml:space="preserve">작성일자</w:t>
+            </w:r>
+          </w:p>
+        </w:tc>
+        <w:tc>
+          <w:tcPr>
             <w:shd w:fill="auto" w:val="clear"/>
             <w:tcMar>
               <w:top w:w="100.0" w:type="dxa"/>
@@ -372,53 +411,14 @@
             </w:pPr>
             <w:r>
               <w:rPr>
-                <w:rFonts w:ascii="Arial Unicode MS" w:cs="Arial Unicode MS" w:eastAsia="Arial Unicode MS" w:hAnsi="Arial Unicode MS"/>
-                <w:rtl w:val="0"/>
-              </w:rPr>
-              <w:t xml:space="preserve">작성일자</w:t>
-            </w:r>
-          </w:p>
-        </w:tc>
-        <w:tc>
-          <w:tcPr>
-            <w:shd w:fill="auto" w:val="clear"/>
-            <w:tcMar>
-              <w:top w:w="100.0" w:type="dxa"/>
-              <w:left w:w="100.0" w:type="dxa"/>
-              <w:bottom w:w="100.0" w:type="dxa"/>
-              <w:right w:w="100.0" w:type="dxa"/>
-            </w:tcMar>
-            <w:vAlign w:val="top"/>
-          </w:tcPr>
-          <w:p>
-            <w:pPr>
-              <w:keepNext w:val="0"/>
-              <w:keepLines w:val="0"/>
-              <w:pageBreakBefore w:val="0"/>
-              <w:widowControl w:val="0"/>
-              <w:pBdr>
-                <w:top w:space="0" w:sz="0" w:val="nil"/>
-                <w:left w:space="0" w:sz="0" w:val="nil"/>
-                <w:bottom w:space="0" w:sz="0" w:val="nil"/>
-                <w:right w:space="0" w:sz="0" w:val="nil"/>
-                <w:between w:space="0" w:sz="0" w:val="nil"/>
-              </w:pBdr>
-              <w:shd w:fill="auto" w:val="clear"/>
-              <w:spacing w:after="0" w:before="0" w:line="240" w:lineRule="auto"/>
-              <w:ind w:left="0" w:right="0" w:firstLine="0"/>
-              <w:jc w:val="center"/>
-              <w:rPr/>
-            </w:pPr>
-            <w:r>
-              <w:rPr>
-                <w:rtl w:val="0"/>
-              </w:rPr>
-            </w:r>
-          </w:p>
-        </w:tc>
-        <w:tc>
-          <w:tcPr>
-            <w:shd w:fill="auto" w:val="clear"/>
+                <w:rtl w:val="0"/>
+              </w:rPr>
+            </w:r>
+          </w:p>
+        </w:tc>
+        <w:tc>
+          <w:tcPr>
+            <w:shd w:fill="d9d9d9" w:val="clear"/>
             <w:tcMar>
               <w:top w:w="100.0" w:type="dxa"/>
               <w:left w:w="100.0" w:type="dxa"/>
@@ -536,7 +536,7 @@
     <w:tbl>
       <w:tblPr>
         <w:tblStyle w:val="Table2"/>
-        <w:tblW w:w="9029.0" w:type="dxa"/>
+        <w:tblW w:w="13875.0" w:type="dxa"/>
         <w:jc w:val="left"/>
         <w:tblBorders>
           <w:top w:color="000000" w:space="0" w:sz="8" w:val="single"/>
@@ -550,18 +550,18 @@
         <w:tblLook w:val="0600"/>
       </w:tblPr>
       <w:tblGrid>
-        <w:gridCol w:w="1805.8"/>
-        <w:gridCol w:w="1805.8"/>
-        <w:gridCol w:w="1805.8"/>
-        <w:gridCol w:w="1805.8"/>
-        <w:gridCol w:w="1805.8"/>
+        <w:gridCol w:w="2775"/>
+        <w:gridCol w:w="2775"/>
+        <w:gridCol w:w="2775"/>
+        <w:gridCol w:w="2775"/>
+        <w:gridCol w:w="2775"/>
         <w:tblGridChange w:id="0">
           <w:tblGrid>
-            <w:gridCol w:w="1805.8"/>
-            <w:gridCol w:w="1805.8"/>
-            <w:gridCol w:w="1805.8"/>
-            <w:gridCol w:w="1805.8"/>
-            <w:gridCol w:w="1805.8"/>
+            <w:gridCol w:w="2775"/>
+            <w:gridCol w:w="2775"/>
+            <w:gridCol w:w="2775"/>
+            <w:gridCol w:w="2775"/>
+            <w:gridCol w:w="2775"/>
           </w:tblGrid>
         </w:tblGridChange>
       </w:tblGrid>
@@ -574,7 +574,7 @@
         <w:tc>
           <w:tcPr>
             <w:gridSpan w:val="2"/>
-            <w:shd w:fill="auto" w:val="clear"/>
+            <w:shd w:fill="d9d9d9" w:val="clear"/>
             <w:tcMar>
               <w:top w:w="100.0" w:type="dxa"/>
               <w:left w:w="100.0" w:type="dxa"/>
@@ -614,7 +614,7 @@
         <w:tc>
           <w:tcPr>
             <w:vMerge w:val="restart"/>
-            <w:shd w:fill="auto" w:val="clear"/>
+            <w:shd w:fill="d9d9d9" w:val="clear"/>
             <w:tcMar>
               <w:top w:w="100.0" w:type="dxa"/>
               <w:left w:w="100.0" w:type="dxa"/>
@@ -680,7 +680,7 @@
           <w:tcPr>
             <w:gridSpan w:val="2"/>
             <w:vMerge w:val="restart"/>
-            <w:shd w:fill="auto" w:val="clear"/>
+            <w:shd w:fill="d9d9d9" w:val="clear"/>
             <w:tcMar>
               <w:top w:w="100.0" w:type="dxa"/>
               <w:left w:w="100.0" w:type="dxa"/>
@@ -751,7 +751,7 @@
         </w:trPr>
         <w:tc>
           <w:tcPr>
-            <w:shd w:fill="auto" w:val="clear"/>
+            <w:shd w:fill="d9d9d9" w:val="clear"/>
             <w:tcMar>
               <w:top w:w="100.0" w:type="dxa"/>
               <w:left w:w="100.0" w:type="dxa"/>
@@ -789,7 +789,7 @@
         </w:tc>
         <w:tc>
           <w:tcPr>
-            <w:shd w:fill="auto" w:val="clear"/>
+            <w:shd w:fill="d9d9d9" w:val="clear"/>
             <w:tcMar>
               <w:top w:w="100.0" w:type="dxa"/>
               <w:left w:w="100.0" w:type="dxa"/>
@@ -829,7 +829,7 @@
         <w:tc>
           <w:tcPr>
             <w:vMerge w:val="continue"/>
-            <w:shd w:fill="auto" w:val="clear"/>
+            <w:shd w:fill="d9d9d9" w:val="clear"/>
             <w:tcMar>
               <w:top w:w="100.0" w:type="dxa"/>
               <w:left w:w="100.0" w:type="dxa"/>
@@ -868,7 +868,7 @@
           <w:tcPr>
             <w:gridSpan w:val="2"/>
             <w:vMerge w:val="continue"/>
-            <w:shd w:fill="auto" w:val="clear"/>
+            <w:shd w:fill="d9d9d9" w:val="clear"/>
             <w:tcMar>
               <w:top w:w="100.0" w:type="dxa"/>
               <w:left w:w="100.0" w:type="dxa"/>
@@ -1139,7 +1139,7 @@
     <w:tbl>
       <w:tblPr>
         <w:tblStyle w:val="Table3"/>
-        <w:tblW w:w="8925.0" w:type="dxa"/>
+        <w:tblW w:w="13860.0" w:type="dxa"/>
         <w:jc w:val="left"/>
         <w:tblBorders>
           <w:top w:color="000000" w:space="0" w:sz="8" w:val="single"/>
@@ -1153,22 +1153,22 @@
         <w:tblLook w:val="0600"/>
       </w:tblPr>
       <w:tblGrid>
-        <w:gridCol w:w="1275"/>
-        <w:gridCol w:w="1275"/>
-        <w:gridCol w:w="1275"/>
-        <w:gridCol w:w="1275"/>
-        <w:gridCol w:w="1275"/>
-        <w:gridCol w:w="1275"/>
-        <w:gridCol w:w="1275"/>
+        <w:gridCol w:w="1980"/>
+        <w:gridCol w:w="1980"/>
+        <w:gridCol w:w="1980"/>
+        <w:gridCol w:w="1980"/>
+        <w:gridCol w:w="1980"/>
+        <w:gridCol w:w="1980"/>
+        <w:gridCol w:w="1980"/>
         <w:tblGridChange w:id="0">
           <w:tblGrid>
-            <w:gridCol w:w="1275"/>
-            <w:gridCol w:w="1275"/>
-            <w:gridCol w:w="1275"/>
-            <w:gridCol w:w="1275"/>
-            <w:gridCol w:w="1275"/>
-            <w:gridCol w:w="1275"/>
-            <w:gridCol w:w="1275"/>
+            <w:gridCol w:w="1980"/>
+            <w:gridCol w:w="1980"/>
+            <w:gridCol w:w="1980"/>
+            <w:gridCol w:w="1980"/>
+            <w:gridCol w:w="1980"/>
+            <w:gridCol w:w="1980"/>
+            <w:gridCol w:w="1980"/>
           </w:tblGrid>
         </w:tblGridChange>
       </w:tblGrid>
@@ -1180,6 +1180,45 @@
         </w:trPr>
         <w:tc>
           <w:tcPr>
+            <w:shd w:fill="d9d9d9" w:val="clear"/>
+            <w:tcMar>
+              <w:top w:w="100.0" w:type="dxa"/>
+              <w:left w:w="100.0" w:type="dxa"/>
+              <w:bottom w:w="100.0" w:type="dxa"/>
+              <w:right w:w="100.0" w:type="dxa"/>
+            </w:tcMar>
+            <w:vAlign w:val="top"/>
+          </w:tcPr>
+          <w:p>
+            <w:pPr>
+              <w:keepNext w:val="0"/>
+              <w:keepLines w:val="0"/>
+              <w:pageBreakBefore w:val="0"/>
+              <w:widowControl w:val="0"/>
+              <w:pBdr>
+                <w:top w:space="0" w:sz="0" w:val="nil"/>
+                <w:left w:space="0" w:sz="0" w:val="nil"/>
+                <w:bottom w:space="0" w:sz="0" w:val="nil"/>
+                <w:right w:space="0" w:sz="0" w:val="nil"/>
+                <w:between w:space="0" w:sz="0" w:val="nil"/>
+              </w:pBdr>
+              <w:shd w:fill="auto" w:val="clear"/>
+              <w:spacing w:after="0" w:before="0" w:line="240" w:lineRule="auto"/>
+              <w:ind w:left="0" w:right="0" w:firstLine="0"/>
+              <w:jc w:val="center"/>
+              <w:rPr/>
+            </w:pPr>
+            <w:r>
+              <w:rPr>
+                <w:rFonts w:ascii="Arial Unicode MS" w:cs="Arial Unicode MS" w:eastAsia="Arial Unicode MS" w:hAnsi="Arial Unicode MS"/>
+                <w:rtl w:val="0"/>
+              </w:rPr>
+              <w:t xml:space="preserve">데이터베이스 ID</w:t>
+            </w:r>
+          </w:p>
+        </w:tc>
+        <w:tc>
+          <w:tcPr>
             <w:shd w:fill="auto" w:val="clear"/>
             <w:tcMar>
               <w:top w:w="100.0" w:type="dxa"/>
@@ -1210,10 +1249,47 @@
             </w:pPr>
             <w:r>
               <w:rPr>
+                <w:rtl w:val="0"/>
+              </w:rPr>
+            </w:r>
+          </w:p>
+        </w:tc>
+        <w:tc>
+          <w:tcPr>
+            <w:shd w:fill="d9d9d9" w:val="clear"/>
+            <w:tcMar>
+              <w:top w:w="100.0" w:type="dxa"/>
+              <w:left w:w="100.0" w:type="dxa"/>
+              <w:bottom w:w="100.0" w:type="dxa"/>
+              <w:right w:w="100.0" w:type="dxa"/>
+            </w:tcMar>
+            <w:vAlign w:val="top"/>
+          </w:tcPr>
+          <w:p>
+            <w:pPr>
+              <w:keepNext w:val="0"/>
+              <w:keepLines w:val="0"/>
+              <w:pageBreakBefore w:val="0"/>
+              <w:widowControl w:val="0"/>
+              <w:pBdr>
+                <w:top w:space="0" w:sz="0" w:val="nil"/>
+                <w:left w:space="0" w:sz="0" w:val="nil"/>
+                <w:bottom w:space="0" w:sz="0" w:val="nil"/>
+                <w:right w:space="0" w:sz="0" w:val="nil"/>
+                <w:between w:space="0" w:sz="0" w:val="nil"/>
+              </w:pBdr>
+              <w:shd w:fill="auto" w:val="clear"/>
+              <w:spacing w:after="0" w:before="0" w:line="240" w:lineRule="auto"/>
+              <w:ind w:left="0" w:right="0" w:firstLine="0"/>
+              <w:jc w:val="center"/>
+              <w:rPr/>
+            </w:pPr>
+            <w:r>
+              <w:rPr>
                 <w:rFonts w:ascii="Arial Unicode MS" w:cs="Arial Unicode MS" w:eastAsia="Arial Unicode MS" w:hAnsi="Arial Unicode MS"/>
                 <w:rtl w:val="0"/>
               </w:rPr>
-              <w:t xml:space="preserve">데이터베이스 ID</w:t>
+              <w:t xml:space="preserve">데이터베이스 명</w:t>
             </w:r>
           </w:p>
         </w:tc>
@@ -1256,83 +1332,7 @@
         </w:tc>
         <w:tc>
           <w:tcPr>
-            <w:shd w:fill="auto" w:val="clear"/>
-            <w:tcMar>
-              <w:top w:w="100.0" w:type="dxa"/>
-              <w:left w:w="100.0" w:type="dxa"/>
-              <w:bottom w:w="100.0" w:type="dxa"/>
-              <w:right w:w="100.0" w:type="dxa"/>
-            </w:tcMar>
-            <w:vAlign w:val="top"/>
-          </w:tcPr>
-          <w:p>
-            <w:pPr>
-              <w:keepNext w:val="0"/>
-              <w:keepLines w:val="0"/>
-              <w:pageBreakBefore w:val="0"/>
-              <w:widowControl w:val="0"/>
-              <w:pBdr>
-                <w:top w:space="0" w:sz="0" w:val="nil"/>
-                <w:left w:space="0" w:sz="0" w:val="nil"/>
-                <w:bottom w:space="0" w:sz="0" w:val="nil"/>
-                <w:right w:space="0" w:sz="0" w:val="nil"/>
-                <w:between w:space="0" w:sz="0" w:val="nil"/>
-              </w:pBdr>
-              <w:shd w:fill="auto" w:val="clear"/>
-              <w:spacing w:after="0" w:before="0" w:line="240" w:lineRule="auto"/>
-              <w:ind w:left="0" w:right="0" w:firstLine="0"/>
-              <w:jc w:val="center"/>
-              <w:rPr/>
-            </w:pPr>
-            <w:r>
-              <w:rPr>
-                <w:rFonts w:ascii="Arial Unicode MS" w:cs="Arial Unicode MS" w:eastAsia="Arial Unicode MS" w:hAnsi="Arial Unicode MS"/>
-                <w:rtl w:val="0"/>
-              </w:rPr>
-              <w:t xml:space="preserve">데이터베이스 명</w:t>
-            </w:r>
-          </w:p>
-        </w:tc>
-        <w:tc>
-          <w:tcPr>
-            <w:shd w:fill="auto" w:val="clear"/>
-            <w:tcMar>
-              <w:top w:w="100.0" w:type="dxa"/>
-              <w:left w:w="100.0" w:type="dxa"/>
-              <w:bottom w:w="100.0" w:type="dxa"/>
-              <w:right w:w="100.0" w:type="dxa"/>
-            </w:tcMar>
-            <w:vAlign w:val="top"/>
-          </w:tcPr>
-          <w:p>
-            <w:pPr>
-              <w:keepNext w:val="0"/>
-              <w:keepLines w:val="0"/>
-              <w:pageBreakBefore w:val="0"/>
-              <w:widowControl w:val="0"/>
-              <w:pBdr>
-                <w:top w:space="0" w:sz="0" w:val="nil"/>
-                <w:left w:space="0" w:sz="0" w:val="nil"/>
-                <w:bottom w:space="0" w:sz="0" w:val="nil"/>
-                <w:right w:space="0" w:sz="0" w:val="nil"/>
-                <w:between w:space="0" w:sz="0" w:val="nil"/>
-              </w:pBdr>
-              <w:shd w:fill="auto" w:val="clear"/>
-              <w:spacing w:after="0" w:before="0" w:line="240" w:lineRule="auto"/>
-              <w:ind w:left="0" w:right="0" w:firstLine="0"/>
-              <w:jc w:val="center"/>
-              <w:rPr/>
-            </w:pPr>
-            <w:r>
-              <w:rPr>
-                <w:rtl w:val="0"/>
-              </w:rPr>
-            </w:r>
-          </w:p>
-        </w:tc>
-        <w:tc>
-          <w:tcPr>
-            <w:shd w:fill="auto" w:val="clear"/>
+            <w:shd w:fill="d9d9d9" w:val="clear"/>
             <w:tcMar>
               <w:top w:w="100.0" w:type="dxa"/>
               <w:left w:w="100.0" w:type="dxa"/>
@@ -1415,7 +1415,7 @@
         </w:trPr>
         <w:tc>
           <w:tcPr>
-            <w:shd w:fill="auto" w:val="clear"/>
+            <w:shd w:fill="d9d9d9" w:val="clear"/>
             <w:tcMar>
               <w:top w:w="100.0" w:type="dxa"/>
               <w:left w:w="100.0" w:type="dxa"/>
@@ -1491,7 +1491,7 @@
         </w:tc>
         <w:tc>
           <w:tcPr>
-            <w:shd w:fill="auto" w:val="clear"/>
+            <w:shd w:fill="d9d9d9" w:val="clear"/>
             <w:tcMar>
               <w:top w:w="100.0" w:type="dxa"/>
               <w:left w:w="100.0" w:type="dxa"/>
@@ -1574,7 +1574,7 @@
         </w:trPr>
         <w:tc>
           <w:tcPr>
-            <w:shd w:fill="auto" w:val="clear"/>
+            <w:shd w:fill="d9d9d9" w:val="clear"/>
             <w:tcMar>
               <w:top w:w="100.0" w:type="dxa"/>
               <w:left w:w="100.0" w:type="dxa"/>
@@ -1612,7 +1612,7 @@
         </w:tc>
         <w:tc>
           <w:tcPr>
-            <w:shd w:fill="auto" w:val="clear"/>
+            <w:shd w:fill="d9d9d9" w:val="clear"/>
             <w:tcMar>
               <w:top w:w="100.0" w:type="dxa"/>
               <w:left w:w="100.0" w:type="dxa"/>
@@ -1651,7 +1651,7 @@
         </w:tc>
         <w:tc>
           <w:tcPr>
-            <w:shd w:fill="auto" w:val="clear"/>
+            <w:shd w:fill="d9d9d9" w:val="clear"/>
             <w:tcMar>
               <w:top w:w="100.0" w:type="dxa"/>
               <w:left w:w="100.0" w:type="dxa"/>
@@ -1690,7 +1690,7 @@
         </w:tc>
         <w:tc>
           <w:tcPr>
-            <w:shd w:fill="auto" w:val="clear"/>
+            <w:shd w:fill="d9d9d9" w:val="clear"/>
             <w:tcMar>
               <w:top w:w="100.0" w:type="dxa"/>
               <w:left w:w="100.0" w:type="dxa"/>
@@ -1729,7 +1729,7 @@
         </w:tc>
         <w:tc>
           <w:tcPr>
-            <w:shd w:fill="auto" w:val="clear"/>
+            <w:shd w:fill="d9d9d9" w:val="clear"/>
             <w:tcMar>
               <w:top w:w="100.0" w:type="dxa"/>
               <w:left w:w="100.0" w:type="dxa"/>
@@ -1768,7 +1768,7 @@
         </w:tc>
         <w:tc>
           <w:tcPr>
-            <w:shd w:fill="auto" w:val="clear"/>
+            <w:shd w:fill="d9d9d9" w:val="clear"/>
             <w:tcMar>
               <w:top w:w="100.0" w:type="dxa"/>
               <w:left w:w="100.0" w:type="dxa"/>
@@ -1807,7 +1807,7 @@
         </w:tc>
         <w:tc>
           <w:tcPr>
-            <w:shd w:fill="auto" w:val="clear"/>
+            <w:shd w:fill="d9d9d9" w:val="clear"/>
             <w:tcMar>
               <w:top w:w="100.0" w:type="dxa"/>
               <w:left w:w="100.0" w:type="dxa"/>
@@ -2153,7 +2153,7 @@
     <w:tbl>
       <w:tblPr>
         <w:tblStyle w:val="Table4"/>
-        <w:tblW w:w="9045.0" w:type="dxa"/>
+        <w:tblW w:w="13770.0" w:type="dxa"/>
         <w:jc w:val="left"/>
         <w:tblBorders>
           <w:top w:color="000000" w:space="0" w:sz="8" w:val="single"/>
@@ -2167,26 +2167,26 @@
         <w:tblLook w:val="0600"/>
       </w:tblPr>
       <w:tblGrid>
-        <w:gridCol w:w="1005"/>
-        <w:gridCol w:w="1005"/>
-        <w:gridCol w:w="1005"/>
-        <w:gridCol w:w="1005"/>
-        <w:gridCol w:w="1005"/>
-        <w:gridCol w:w="1005"/>
-        <w:gridCol w:w="1005"/>
-        <w:gridCol w:w="1005"/>
-        <w:gridCol w:w="1005"/>
+        <w:gridCol w:w="1950"/>
+        <w:gridCol w:w="1215"/>
+        <w:gridCol w:w="1425"/>
+        <w:gridCol w:w="1530"/>
+        <w:gridCol w:w="1530"/>
+        <w:gridCol w:w="1530"/>
+        <w:gridCol w:w="1530"/>
+        <w:gridCol w:w="1530"/>
+        <w:gridCol w:w="1530"/>
         <w:tblGridChange w:id="0">
           <w:tblGrid>
-            <w:gridCol w:w="1005"/>
-            <w:gridCol w:w="1005"/>
-            <w:gridCol w:w="1005"/>
-            <w:gridCol w:w="1005"/>
-            <w:gridCol w:w="1005"/>
-            <w:gridCol w:w="1005"/>
-            <w:gridCol w:w="1005"/>
-            <w:gridCol w:w="1005"/>
-            <w:gridCol w:w="1005"/>
+            <w:gridCol w:w="1950"/>
+            <w:gridCol w:w="1215"/>
+            <w:gridCol w:w="1425"/>
+            <w:gridCol w:w="1530"/>
+            <w:gridCol w:w="1530"/>
+            <w:gridCol w:w="1530"/>
+            <w:gridCol w:w="1530"/>
+            <w:gridCol w:w="1530"/>
+            <w:gridCol w:w="1530"/>
           </w:tblGrid>
         </w:tblGridChange>
       </w:tblGrid>
@@ -2198,7 +2198,7 @@
         </w:trPr>
         <w:tc>
           <w:tcPr>
-            <w:shd w:fill="auto" w:val="clear"/>
+            <w:shd w:fill="d9d9d9" w:val="clear"/>
             <w:tcMar>
               <w:top w:w="100.0" w:type="dxa"/>
               <w:left w:w="100.0" w:type="dxa"/>
@@ -2275,7 +2275,7 @@
         </w:tc>
         <w:tc>
           <w:tcPr>
-            <w:shd w:fill="auto" w:val="clear"/>
+            <w:shd w:fill="d9d9d9" w:val="clear"/>
             <w:tcMar>
               <w:top w:w="100.0" w:type="dxa"/>
               <w:left w:w="100.0" w:type="dxa"/>
@@ -2359,7 +2359,7 @@
         </w:trPr>
         <w:tc>
           <w:tcPr>
-            <w:shd w:fill="auto" w:val="clear"/>
+            <w:shd w:fill="d9d9d9" w:val="clear"/>
             <w:tcMar>
               <w:top w:w="100.0" w:type="dxa"/>
               <w:left w:w="100.0" w:type="dxa"/>
@@ -2436,7 +2436,7 @@
         </w:tc>
         <w:tc>
           <w:tcPr>
-            <w:shd w:fill="auto" w:val="clear"/>
+            <w:shd w:fill="d9d9d9" w:val="clear"/>
             <w:tcMar>
               <w:top w:w="100.0" w:type="dxa"/>
               <w:left w:w="100.0" w:type="dxa"/>
@@ -2520,7 +2520,7 @@
         </w:trPr>
         <w:tc>
           <w:tcPr>
-            <w:shd w:fill="auto" w:val="clear"/>
+            <w:shd w:fill="d9d9d9" w:val="clear"/>
             <w:tcMar>
               <w:top w:w="100.0" w:type="dxa"/>
               <w:left w:w="100.0" w:type="dxa"/>
@@ -2604,7 +2604,7 @@
         </w:trPr>
         <w:tc>
           <w:tcPr>
-            <w:shd w:fill="auto" w:val="clear"/>
+            <w:shd w:fill="d9d9d9" w:val="clear"/>
             <w:tcMar>
               <w:top w:w="100.0" w:type="dxa"/>
               <w:left w:w="100.0" w:type="dxa"/>
@@ -2688,6 +2688,248 @@
         </w:trPr>
         <w:tc>
           <w:tcPr>
+            <w:shd w:fill="d9d9d9" w:val="clear"/>
+            <w:tcMar>
+              <w:top w:w="100.0" w:type="dxa"/>
+              <w:left w:w="100.0" w:type="dxa"/>
+              <w:bottom w:w="100.0" w:type="dxa"/>
+              <w:right w:w="100.0" w:type="dxa"/>
+            </w:tcMar>
+            <w:vAlign w:val="top"/>
+          </w:tcPr>
+          <w:p>
+            <w:pPr>
+              <w:keepNext w:val="0"/>
+              <w:keepLines w:val="0"/>
+              <w:pageBreakBefore w:val="0"/>
+              <w:widowControl w:val="0"/>
+              <w:pBdr>
+                <w:top w:space="0" w:sz="0" w:val="nil"/>
+                <w:left w:space="0" w:sz="0" w:val="nil"/>
+                <w:bottom w:space="0" w:sz="0" w:val="nil"/>
+                <w:right w:space="0" w:sz="0" w:val="nil"/>
+                <w:between w:space="0" w:sz="0" w:val="nil"/>
+              </w:pBdr>
+              <w:shd w:fill="auto" w:val="clear"/>
+              <w:spacing w:after="0" w:before="0" w:line="240" w:lineRule="auto"/>
+              <w:ind w:left="0" w:right="0" w:firstLine="0"/>
+              <w:jc w:val="center"/>
+              <w:rPr/>
+            </w:pPr>
+            <w:r>
+              <w:rPr>
+                <w:rFonts w:ascii="Arial Unicode MS" w:cs="Arial Unicode MS" w:eastAsia="Arial Unicode MS" w:hAnsi="Arial Unicode MS"/>
+                <w:rtl w:val="0"/>
+              </w:rPr>
+              <w:t xml:space="preserve">초기건수</w:t>
+            </w:r>
+          </w:p>
+        </w:tc>
+        <w:tc>
+          <w:tcPr>
+            <w:shd w:fill="d9d9d9" w:val="clear"/>
+            <w:tcMar>
+              <w:top w:w="100.0" w:type="dxa"/>
+              <w:left w:w="100.0" w:type="dxa"/>
+              <w:bottom w:w="100.0" w:type="dxa"/>
+              <w:right w:w="100.0" w:type="dxa"/>
+            </w:tcMar>
+            <w:vAlign w:val="top"/>
+          </w:tcPr>
+          <w:p>
+            <w:pPr>
+              <w:keepNext w:val="0"/>
+              <w:keepLines w:val="0"/>
+              <w:pageBreakBefore w:val="0"/>
+              <w:widowControl w:val="0"/>
+              <w:pBdr>
+                <w:top w:space="0" w:sz="0" w:val="nil"/>
+                <w:left w:space="0" w:sz="0" w:val="nil"/>
+                <w:bottom w:space="0" w:sz="0" w:val="nil"/>
+                <w:right w:space="0" w:sz="0" w:val="nil"/>
+                <w:between w:space="0" w:sz="0" w:val="nil"/>
+              </w:pBdr>
+              <w:shd w:fill="auto" w:val="clear"/>
+              <w:spacing w:after="0" w:before="0" w:line="240" w:lineRule="auto"/>
+              <w:ind w:left="0" w:right="0" w:firstLine="0"/>
+              <w:jc w:val="center"/>
+              <w:rPr/>
+            </w:pPr>
+            <w:r>
+              <w:rPr>
+                <w:rFonts w:ascii="Arial Unicode MS" w:cs="Arial Unicode MS" w:eastAsia="Arial Unicode MS" w:hAnsi="Arial Unicode MS"/>
+                <w:rtl w:val="0"/>
+              </w:rPr>
+              <w:t xml:space="preserve">증가량(일)</w:t>
+            </w:r>
+          </w:p>
+        </w:tc>
+        <w:tc>
+          <w:tcPr>
+            <w:shd w:fill="d9d9d9" w:val="clear"/>
+            <w:tcMar>
+              <w:top w:w="100.0" w:type="dxa"/>
+              <w:left w:w="100.0" w:type="dxa"/>
+              <w:bottom w:w="100.0" w:type="dxa"/>
+              <w:right w:w="100.0" w:type="dxa"/>
+            </w:tcMar>
+            <w:vAlign w:val="top"/>
+          </w:tcPr>
+          <w:p>
+            <w:pPr>
+              <w:keepNext w:val="0"/>
+              <w:keepLines w:val="0"/>
+              <w:pageBreakBefore w:val="0"/>
+              <w:widowControl w:val="0"/>
+              <w:pBdr>
+                <w:top w:space="0" w:sz="0" w:val="nil"/>
+                <w:left w:space="0" w:sz="0" w:val="nil"/>
+                <w:bottom w:space="0" w:sz="0" w:val="nil"/>
+                <w:right w:space="0" w:sz="0" w:val="nil"/>
+                <w:between w:space="0" w:sz="0" w:val="nil"/>
+              </w:pBdr>
+              <w:shd w:fill="auto" w:val="clear"/>
+              <w:spacing w:after="0" w:before="0" w:line="240" w:lineRule="auto"/>
+              <w:ind w:left="0" w:right="0" w:firstLine="0"/>
+              <w:jc w:val="center"/>
+              <w:rPr/>
+            </w:pPr>
+            <w:r>
+              <w:rPr>
+                <w:rFonts w:ascii="Arial Unicode MS" w:cs="Arial Unicode MS" w:eastAsia="Arial Unicode MS" w:hAnsi="Arial Unicode MS"/>
+                <w:rtl w:val="0"/>
+              </w:rPr>
+              <w:t xml:space="preserve">보관주기</w:t>
+            </w:r>
+          </w:p>
+        </w:tc>
+        <w:tc>
+          <w:tcPr>
+            <w:shd w:fill="d9d9d9" w:val="clear"/>
+            <w:tcMar>
+              <w:top w:w="100.0" w:type="dxa"/>
+              <w:left w:w="100.0" w:type="dxa"/>
+              <w:bottom w:w="100.0" w:type="dxa"/>
+              <w:right w:w="100.0" w:type="dxa"/>
+            </w:tcMar>
+            <w:vAlign w:val="top"/>
+          </w:tcPr>
+          <w:p>
+            <w:pPr>
+              <w:keepNext w:val="0"/>
+              <w:keepLines w:val="0"/>
+              <w:pageBreakBefore w:val="0"/>
+              <w:widowControl w:val="0"/>
+              <w:pBdr>
+                <w:top w:space="0" w:sz="0" w:val="nil"/>
+                <w:left w:space="0" w:sz="0" w:val="nil"/>
+                <w:bottom w:space="0" w:sz="0" w:val="nil"/>
+                <w:right w:space="0" w:sz="0" w:val="nil"/>
+                <w:between w:space="0" w:sz="0" w:val="nil"/>
+              </w:pBdr>
+              <w:shd w:fill="auto" w:val="clear"/>
+              <w:spacing w:after="0" w:before="0" w:line="240" w:lineRule="auto"/>
+              <w:ind w:left="0" w:right="0" w:firstLine="0"/>
+              <w:jc w:val="center"/>
+              <w:rPr/>
+            </w:pPr>
+            <w:r>
+              <w:rPr>
+                <w:rFonts w:ascii="Arial Unicode MS" w:cs="Arial Unicode MS" w:eastAsia="Arial Unicode MS" w:hAnsi="Arial Unicode MS"/>
+                <w:rtl w:val="0"/>
+              </w:rPr>
+              <w:t xml:space="preserve">최대건수</w:t>
+            </w:r>
+          </w:p>
+        </w:tc>
+        <w:tc>
+          <w:tcPr>
+            <w:shd w:fill="d9d9d9" w:val="clear"/>
+            <w:tcMar>
+              <w:top w:w="100.0" w:type="dxa"/>
+              <w:left w:w="100.0" w:type="dxa"/>
+              <w:bottom w:w="100.0" w:type="dxa"/>
+              <w:right w:w="100.0" w:type="dxa"/>
+            </w:tcMar>
+            <w:vAlign w:val="top"/>
+          </w:tcPr>
+          <w:p>
+            <w:pPr>
+              <w:keepNext w:val="0"/>
+              <w:keepLines w:val="0"/>
+              <w:pageBreakBefore w:val="0"/>
+              <w:widowControl w:val="0"/>
+              <w:pBdr>
+                <w:top w:space="0" w:sz="0" w:val="nil"/>
+                <w:left w:space="0" w:sz="0" w:val="nil"/>
+                <w:bottom w:space="0" w:sz="0" w:val="nil"/>
+                <w:right w:space="0" w:sz="0" w:val="nil"/>
+                <w:between w:space="0" w:sz="0" w:val="nil"/>
+              </w:pBdr>
+              <w:shd w:fill="auto" w:val="clear"/>
+              <w:spacing w:after="0" w:before="0" w:line="240" w:lineRule="auto"/>
+              <w:ind w:left="0" w:right="0" w:firstLine="0"/>
+              <w:jc w:val="center"/>
+              <w:rPr/>
+            </w:pPr>
+            <w:r>
+              <w:rPr>
+                <w:rFonts w:ascii="Arial Unicode MS" w:cs="Arial Unicode MS" w:eastAsia="Arial Unicode MS" w:hAnsi="Arial Unicode MS"/>
+                <w:rtl w:val="0"/>
+              </w:rPr>
+              <w:t xml:space="preserve">용량</w:t>
+            </w:r>
+          </w:p>
+        </w:tc>
+        <w:tc>
+          <w:tcPr>
+            <w:gridSpan w:val="4"/>
+            <w:shd w:fill="d9d9d9" w:val="clear"/>
+            <w:tcMar>
+              <w:top w:w="100.0" w:type="dxa"/>
+              <w:left w:w="100.0" w:type="dxa"/>
+              <w:bottom w:w="100.0" w:type="dxa"/>
+              <w:right w:w="100.0" w:type="dxa"/>
+            </w:tcMar>
+            <w:vAlign w:val="top"/>
+          </w:tcPr>
+          <w:p>
+            <w:pPr>
+              <w:keepNext w:val="0"/>
+              <w:keepLines w:val="0"/>
+              <w:pageBreakBefore w:val="0"/>
+              <w:widowControl w:val="0"/>
+              <w:pBdr>
+                <w:top w:space="0" w:sz="0" w:val="nil"/>
+                <w:left w:space="0" w:sz="0" w:val="nil"/>
+                <w:bottom w:space="0" w:sz="0" w:val="nil"/>
+                <w:right w:space="0" w:sz="0" w:val="nil"/>
+                <w:between w:space="0" w:sz="0" w:val="nil"/>
+              </w:pBdr>
+              <w:shd w:fill="auto" w:val="clear"/>
+              <w:spacing w:after="0" w:before="0" w:line="240" w:lineRule="auto"/>
+              <w:ind w:left="0" w:right="0" w:firstLine="0"/>
+              <w:jc w:val="center"/>
+              <w:rPr/>
+            </w:pPr>
+            <w:r>
+              <w:rPr>
+                <w:rFonts w:ascii="Arial Unicode MS" w:cs="Arial Unicode MS" w:eastAsia="Arial Unicode MS" w:hAnsi="Arial Unicode MS"/>
+                <w:rtl w:val="0"/>
+              </w:rPr>
+              <w:t xml:space="preserve">비고</w:t>
+            </w:r>
+          </w:p>
+        </w:tc>
+      </w:tr>
+      <w:tr>
+        <w:trPr>
+          <w:cantSplit w:val="0"/>
+          <w:trHeight w:val="420" w:hRule="atLeast"/>
+          <w:tblHeader w:val="0"/>
+        </w:trPr>
+        <w:tc>
+          <w:tcPr>
             <w:shd w:fill="auto" w:val="clear"/>
             <w:tcMar>
               <w:top w:w="100.0" w:type="dxa"/>
@@ -2718,10 +2960,8 @@
             </w:pPr>
             <w:r>
               <w:rPr>
-                <w:rFonts w:ascii="Arial Unicode MS" w:cs="Arial Unicode MS" w:eastAsia="Arial Unicode MS" w:hAnsi="Arial Unicode MS"/>
-                <w:rtl w:val="0"/>
-              </w:rPr>
-              <w:t xml:space="preserve">초기건수</w:t>
+                <w:rtl w:val="0"/>
+              </w:rPr>
             </w:r>
           </w:p>
         </w:tc>
@@ -2757,10 +2997,8 @@
             </w:pPr>
             <w:r>
               <w:rPr>
-                <w:rFonts w:ascii="Arial Unicode MS" w:cs="Arial Unicode MS" w:eastAsia="Arial Unicode MS" w:hAnsi="Arial Unicode MS"/>
-                <w:rtl w:val="0"/>
-              </w:rPr>
-              <w:t xml:space="preserve">증가량(일)</w:t>
+                <w:rtl w:val="0"/>
+              </w:rPr>
             </w:r>
           </w:p>
         </w:tc>
@@ -2796,10 +3034,8 @@
             </w:pPr>
             <w:r>
               <w:rPr>
-                <w:rFonts w:ascii="Arial Unicode MS" w:cs="Arial Unicode MS" w:eastAsia="Arial Unicode MS" w:hAnsi="Arial Unicode MS"/>
-                <w:rtl w:val="0"/>
-              </w:rPr>
-              <w:t xml:space="preserve">보관주기</w:t>
+                <w:rtl w:val="0"/>
+              </w:rPr>
             </w:r>
           </w:p>
         </w:tc>
@@ -2835,10 +3071,8 @@
             </w:pPr>
             <w:r>
               <w:rPr>
-                <w:rFonts w:ascii="Arial Unicode MS" w:cs="Arial Unicode MS" w:eastAsia="Arial Unicode MS" w:hAnsi="Arial Unicode MS"/>
-                <w:rtl w:val="0"/>
-              </w:rPr>
-              <w:t xml:space="preserve">최대건수</w:t>
+                <w:rtl w:val="0"/>
+              </w:rPr>
             </w:r>
           </w:p>
         </w:tc>
@@ -2874,10 +3108,8 @@
             </w:pPr>
             <w:r>
               <w:rPr>
-                <w:rFonts w:ascii="Arial Unicode MS" w:cs="Arial Unicode MS" w:eastAsia="Arial Unicode MS" w:hAnsi="Arial Unicode MS"/>
-                <w:rtl w:val="0"/>
-              </w:rPr>
-              <w:t xml:space="preserve">용량</w:t>
+                <w:rtl w:val="0"/>
+              </w:rPr>
             </w:r>
           </w:p>
         </w:tc>
@@ -2914,10 +3146,8 @@
             </w:pPr>
             <w:r>
               <w:rPr>
-                <w:rFonts w:ascii="Arial Unicode MS" w:cs="Arial Unicode MS" w:eastAsia="Arial Unicode MS" w:hAnsi="Arial Unicode MS"/>
-                <w:rtl w:val="0"/>
-              </w:rPr>
-              <w:t xml:space="preserve">비고</w:t>
+                <w:rtl w:val="0"/>
+              </w:rPr>
             </w:r>
           </w:p>
         </w:tc>
@@ -2929,346 +3159,7 @@
         </w:trPr>
         <w:tc>
           <w:tcPr>
-            <w:shd w:fill="auto" w:val="clear"/>
-            <w:tcMar>
-              <w:top w:w="100.0" w:type="dxa"/>
-              <w:left w:w="100.0" w:type="dxa"/>
-              <w:bottom w:w="100.0" w:type="dxa"/>
-              <w:right w:w="100.0" w:type="dxa"/>
-            </w:tcMar>
-            <w:vAlign w:val="top"/>
-          </w:tcPr>
-          <w:p>
-            <w:pPr>
-              <w:keepNext w:val="0"/>
-              <w:keepLines w:val="0"/>
-              <w:pageBreakBefore w:val="0"/>
-              <w:widowControl w:val="0"/>
-              <w:pBdr>
-                <w:top w:space="0" w:sz="0" w:val="nil"/>
-                <w:left w:space="0" w:sz="0" w:val="nil"/>
-                <w:bottom w:space="0" w:sz="0" w:val="nil"/>
-                <w:right w:space="0" w:sz="0" w:val="nil"/>
-                <w:between w:space="0" w:sz="0" w:val="nil"/>
-              </w:pBdr>
-              <w:shd w:fill="auto" w:val="clear"/>
-              <w:spacing w:after="0" w:before="0" w:line="240" w:lineRule="auto"/>
-              <w:ind w:left="0" w:right="0" w:firstLine="0"/>
-              <w:jc w:val="center"/>
-              <w:rPr/>
-            </w:pPr>
-            <w:r>
-              <w:rPr>
-                <w:rtl w:val="0"/>
-              </w:rPr>
-            </w:r>
-          </w:p>
-        </w:tc>
-        <w:tc>
-          <w:tcPr>
-            <w:shd w:fill="auto" w:val="clear"/>
-            <w:tcMar>
-              <w:top w:w="100.0" w:type="dxa"/>
-              <w:left w:w="100.0" w:type="dxa"/>
-              <w:bottom w:w="100.0" w:type="dxa"/>
-              <w:right w:w="100.0" w:type="dxa"/>
-            </w:tcMar>
-            <w:vAlign w:val="top"/>
-          </w:tcPr>
-          <w:p>
-            <w:pPr>
-              <w:keepNext w:val="0"/>
-              <w:keepLines w:val="0"/>
-              <w:pageBreakBefore w:val="0"/>
-              <w:widowControl w:val="0"/>
-              <w:pBdr>
-                <w:top w:space="0" w:sz="0" w:val="nil"/>
-                <w:left w:space="0" w:sz="0" w:val="nil"/>
-                <w:bottom w:space="0" w:sz="0" w:val="nil"/>
-                <w:right w:space="0" w:sz="0" w:val="nil"/>
-                <w:between w:space="0" w:sz="0" w:val="nil"/>
-              </w:pBdr>
-              <w:shd w:fill="auto" w:val="clear"/>
-              <w:spacing w:after="0" w:before="0" w:line="240" w:lineRule="auto"/>
-              <w:ind w:left="0" w:right="0" w:firstLine="0"/>
-              <w:jc w:val="center"/>
-              <w:rPr/>
-            </w:pPr>
-            <w:r>
-              <w:rPr>
-                <w:rtl w:val="0"/>
-              </w:rPr>
-            </w:r>
-          </w:p>
-        </w:tc>
-        <w:tc>
-          <w:tcPr>
-            <w:shd w:fill="auto" w:val="clear"/>
-            <w:tcMar>
-              <w:top w:w="100.0" w:type="dxa"/>
-              <w:left w:w="100.0" w:type="dxa"/>
-              <w:bottom w:w="100.0" w:type="dxa"/>
-              <w:right w:w="100.0" w:type="dxa"/>
-            </w:tcMar>
-            <w:vAlign w:val="top"/>
-          </w:tcPr>
-          <w:p>
-            <w:pPr>
-              <w:keepNext w:val="0"/>
-              <w:keepLines w:val="0"/>
-              <w:pageBreakBefore w:val="0"/>
-              <w:widowControl w:val="0"/>
-              <w:pBdr>
-                <w:top w:space="0" w:sz="0" w:val="nil"/>
-                <w:left w:space="0" w:sz="0" w:val="nil"/>
-                <w:bottom w:space="0" w:sz="0" w:val="nil"/>
-                <w:right w:space="0" w:sz="0" w:val="nil"/>
-                <w:between w:space="0" w:sz="0" w:val="nil"/>
-              </w:pBdr>
-              <w:shd w:fill="auto" w:val="clear"/>
-              <w:spacing w:after="0" w:before="0" w:line="240" w:lineRule="auto"/>
-              <w:ind w:left="0" w:right="0" w:firstLine="0"/>
-              <w:jc w:val="center"/>
-              <w:rPr/>
-            </w:pPr>
-            <w:r>
-              <w:rPr>
-                <w:rtl w:val="0"/>
-              </w:rPr>
-            </w:r>
-          </w:p>
-        </w:tc>
-        <w:tc>
-          <w:tcPr>
-            <w:shd w:fill="auto" w:val="clear"/>
-            <w:tcMar>
-              <w:top w:w="100.0" w:type="dxa"/>
-              <w:left w:w="100.0" w:type="dxa"/>
-              <w:bottom w:w="100.0" w:type="dxa"/>
-              <w:right w:w="100.0" w:type="dxa"/>
-            </w:tcMar>
-            <w:vAlign w:val="top"/>
-          </w:tcPr>
-          <w:p>
-            <w:pPr>
-              <w:keepNext w:val="0"/>
-              <w:keepLines w:val="0"/>
-              <w:pageBreakBefore w:val="0"/>
-              <w:widowControl w:val="0"/>
-              <w:pBdr>
-                <w:top w:space="0" w:sz="0" w:val="nil"/>
-                <w:left w:space="0" w:sz="0" w:val="nil"/>
-                <w:bottom w:space="0" w:sz="0" w:val="nil"/>
-                <w:right w:space="0" w:sz="0" w:val="nil"/>
-                <w:between w:space="0" w:sz="0" w:val="nil"/>
-              </w:pBdr>
-              <w:shd w:fill="auto" w:val="clear"/>
-              <w:spacing w:after="0" w:before="0" w:line="240" w:lineRule="auto"/>
-              <w:ind w:left="0" w:right="0" w:firstLine="0"/>
-              <w:jc w:val="center"/>
-              <w:rPr/>
-            </w:pPr>
-            <w:r>
-              <w:rPr>
-                <w:rtl w:val="0"/>
-              </w:rPr>
-            </w:r>
-          </w:p>
-        </w:tc>
-        <w:tc>
-          <w:tcPr>
-            <w:shd w:fill="auto" w:val="clear"/>
-            <w:tcMar>
-              <w:top w:w="100.0" w:type="dxa"/>
-              <w:left w:w="100.0" w:type="dxa"/>
-              <w:bottom w:w="100.0" w:type="dxa"/>
-              <w:right w:w="100.0" w:type="dxa"/>
-            </w:tcMar>
-            <w:vAlign w:val="top"/>
-          </w:tcPr>
-          <w:p>
-            <w:pPr>
-              <w:keepNext w:val="0"/>
-              <w:keepLines w:val="0"/>
-              <w:pageBreakBefore w:val="0"/>
-              <w:widowControl w:val="0"/>
-              <w:pBdr>
-                <w:top w:space="0" w:sz="0" w:val="nil"/>
-                <w:left w:space="0" w:sz="0" w:val="nil"/>
-                <w:bottom w:space="0" w:sz="0" w:val="nil"/>
-                <w:right w:space="0" w:sz="0" w:val="nil"/>
-                <w:between w:space="0" w:sz="0" w:val="nil"/>
-              </w:pBdr>
-              <w:shd w:fill="auto" w:val="clear"/>
-              <w:spacing w:after="0" w:before="0" w:line="240" w:lineRule="auto"/>
-              <w:ind w:left="0" w:right="0" w:firstLine="0"/>
-              <w:jc w:val="center"/>
-              <w:rPr/>
-            </w:pPr>
-            <w:r>
-              <w:rPr>
-                <w:rtl w:val="0"/>
-              </w:rPr>
-            </w:r>
-          </w:p>
-        </w:tc>
-        <w:tc>
-          <w:tcPr>
-            <w:shd w:fill="auto" w:val="clear"/>
-            <w:tcMar>
-              <w:top w:w="100.0" w:type="dxa"/>
-              <w:left w:w="100.0" w:type="dxa"/>
-              <w:bottom w:w="100.0" w:type="dxa"/>
-              <w:right w:w="100.0" w:type="dxa"/>
-            </w:tcMar>
-            <w:vAlign w:val="top"/>
-          </w:tcPr>
-          <w:p>
-            <w:pPr>
-              <w:keepNext w:val="0"/>
-              <w:keepLines w:val="0"/>
-              <w:pageBreakBefore w:val="0"/>
-              <w:widowControl w:val="0"/>
-              <w:pBdr>
-                <w:top w:space="0" w:sz="0" w:val="nil"/>
-                <w:left w:space="0" w:sz="0" w:val="nil"/>
-                <w:bottom w:space="0" w:sz="0" w:val="nil"/>
-                <w:right w:space="0" w:sz="0" w:val="nil"/>
-                <w:between w:space="0" w:sz="0" w:val="nil"/>
-              </w:pBdr>
-              <w:shd w:fill="auto" w:val="clear"/>
-              <w:spacing w:after="0" w:before="0" w:line="240" w:lineRule="auto"/>
-              <w:ind w:left="0" w:right="0" w:firstLine="0"/>
-              <w:jc w:val="center"/>
-              <w:rPr/>
-            </w:pPr>
-            <w:r>
-              <w:rPr>
-                <w:rtl w:val="0"/>
-              </w:rPr>
-            </w:r>
-          </w:p>
-        </w:tc>
-        <w:tc>
-          <w:tcPr>
-            <w:shd w:fill="auto" w:val="clear"/>
-            <w:tcMar>
-              <w:top w:w="100.0" w:type="dxa"/>
-              <w:left w:w="100.0" w:type="dxa"/>
-              <w:bottom w:w="100.0" w:type="dxa"/>
-              <w:right w:w="100.0" w:type="dxa"/>
-            </w:tcMar>
-            <w:vAlign w:val="top"/>
-          </w:tcPr>
-          <w:p>
-            <w:pPr>
-              <w:keepNext w:val="0"/>
-              <w:keepLines w:val="0"/>
-              <w:pageBreakBefore w:val="0"/>
-              <w:widowControl w:val="0"/>
-              <w:pBdr>
-                <w:top w:space="0" w:sz="0" w:val="nil"/>
-                <w:left w:space="0" w:sz="0" w:val="nil"/>
-                <w:bottom w:space="0" w:sz="0" w:val="nil"/>
-                <w:right w:space="0" w:sz="0" w:val="nil"/>
-                <w:between w:space="0" w:sz="0" w:val="nil"/>
-              </w:pBdr>
-              <w:shd w:fill="auto" w:val="clear"/>
-              <w:spacing w:after="0" w:before="0" w:line="240" w:lineRule="auto"/>
-              <w:ind w:left="0" w:right="0" w:firstLine="0"/>
-              <w:jc w:val="center"/>
-              <w:rPr/>
-            </w:pPr>
-            <w:r>
-              <w:rPr>
-                <w:rtl w:val="0"/>
-              </w:rPr>
-            </w:r>
-          </w:p>
-        </w:tc>
-        <w:tc>
-          <w:tcPr>
-            <w:shd w:fill="auto" w:val="clear"/>
-            <w:tcMar>
-              <w:top w:w="100.0" w:type="dxa"/>
-              <w:left w:w="100.0" w:type="dxa"/>
-              <w:bottom w:w="100.0" w:type="dxa"/>
-              <w:right w:w="100.0" w:type="dxa"/>
-            </w:tcMar>
-            <w:vAlign w:val="top"/>
-          </w:tcPr>
-          <w:p>
-            <w:pPr>
-              <w:keepNext w:val="0"/>
-              <w:keepLines w:val="0"/>
-              <w:pageBreakBefore w:val="0"/>
-              <w:widowControl w:val="0"/>
-              <w:pBdr>
-                <w:top w:space="0" w:sz="0" w:val="nil"/>
-                <w:left w:space="0" w:sz="0" w:val="nil"/>
-                <w:bottom w:space="0" w:sz="0" w:val="nil"/>
-                <w:right w:space="0" w:sz="0" w:val="nil"/>
-                <w:between w:space="0" w:sz="0" w:val="nil"/>
-              </w:pBdr>
-              <w:shd w:fill="auto" w:val="clear"/>
-              <w:spacing w:after="0" w:before="0" w:line="240" w:lineRule="auto"/>
-              <w:ind w:left="0" w:right="0" w:firstLine="0"/>
-              <w:jc w:val="center"/>
-              <w:rPr/>
-            </w:pPr>
-            <w:r>
-              <w:rPr>
-                <w:rtl w:val="0"/>
-              </w:rPr>
-            </w:r>
-          </w:p>
-        </w:tc>
-        <w:tc>
-          <w:tcPr>
-            <w:shd w:fill="auto" w:val="clear"/>
-            <w:tcMar>
-              <w:top w:w="100.0" w:type="dxa"/>
-              <w:left w:w="100.0" w:type="dxa"/>
-              <w:bottom w:w="100.0" w:type="dxa"/>
-              <w:right w:w="100.0" w:type="dxa"/>
-            </w:tcMar>
-            <w:vAlign w:val="top"/>
-          </w:tcPr>
-          <w:p>
-            <w:pPr>
-              <w:keepNext w:val="0"/>
-              <w:keepLines w:val="0"/>
-              <w:pageBreakBefore w:val="0"/>
-              <w:widowControl w:val="0"/>
-              <w:pBdr>
-                <w:top w:space="0" w:sz="0" w:val="nil"/>
-                <w:left w:space="0" w:sz="0" w:val="nil"/>
-                <w:bottom w:space="0" w:sz="0" w:val="nil"/>
-                <w:right w:space="0" w:sz="0" w:val="nil"/>
-                <w:between w:space="0" w:sz="0" w:val="nil"/>
-              </w:pBdr>
-              <w:shd w:fill="auto" w:val="clear"/>
-              <w:spacing w:after="0" w:before="0" w:line="240" w:lineRule="auto"/>
-              <w:ind w:left="0" w:right="0" w:firstLine="0"/>
-              <w:jc w:val="center"/>
-              <w:rPr/>
-            </w:pPr>
-            <w:r>
-              <w:rPr>
-                <w:rtl w:val="0"/>
-              </w:rPr>
-            </w:r>
-          </w:p>
-        </w:tc>
-      </w:tr>
-      <w:tr>
-        <w:trPr>
-          <w:cantSplit w:val="0"/>
-          <w:tblHeader w:val="0"/>
-        </w:trPr>
-        <w:tc>
-          <w:tcPr>
-            <w:shd w:fill="auto" w:val="clear"/>
+            <w:shd w:fill="d9d9d9" w:val="clear"/>
             <w:tcMar>
               <w:top w:w="100.0" w:type="dxa"/>
               <w:left w:w="100.0" w:type="dxa"/>
@@ -3307,7 +3198,7 @@
         </w:tc>
         <w:tc>
           <w:tcPr>
-            <w:shd w:fill="auto" w:val="clear"/>
+            <w:shd w:fill="d9d9d9" w:val="clear"/>
             <w:tcMar>
               <w:top w:w="100.0" w:type="dxa"/>
               <w:left w:w="100.0" w:type="dxa"/>
@@ -3346,7 +3237,7 @@
         </w:tc>
         <w:tc>
           <w:tcPr>
-            <w:shd w:fill="auto" w:val="clear"/>
+            <w:shd w:fill="d9d9d9" w:val="clear"/>
             <w:tcMar>
               <w:top w:w="100.0" w:type="dxa"/>
               <w:left w:w="100.0" w:type="dxa"/>
@@ -3385,7 +3276,7 @@
         </w:tc>
         <w:tc>
           <w:tcPr>
-            <w:shd w:fill="auto" w:val="clear"/>
+            <w:shd w:fill="d9d9d9" w:val="clear"/>
             <w:tcMar>
               <w:top w:w="100.0" w:type="dxa"/>
               <w:left w:w="100.0" w:type="dxa"/>
@@ -3423,7 +3314,7 @@
         </w:tc>
         <w:tc>
           <w:tcPr>
-            <w:shd w:fill="auto" w:val="clear"/>
+            <w:shd w:fill="d9d9d9" w:val="clear"/>
             <w:tcMar>
               <w:top w:w="100.0" w:type="dxa"/>
               <w:left w:w="100.0" w:type="dxa"/>
@@ -3461,7 +3352,7 @@
         </w:tc>
         <w:tc>
           <w:tcPr>
-            <w:shd w:fill="auto" w:val="clear"/>
+            <w:shd w:fill="d9d9d9" w:val="clear"/>
             <w:tcMar>
               <w:top w:w="100.0" w:type="dxa"/>
               <w:left w:w="100.0" w:type="dxa"/>
@@ -3499,7 +3390,7 @@
         </w:tc>
         <w:tc>
           <w:tcPr>
-            <w:shd w:fill="auto" w:val="clear"/>
+            <w:shd w:fill="d9d9d9" w:val="clear"/>
             <w:tcMar>
               <w:top w:w="100.0" w:type="dxa"/>
               <w:left w:w="100.0" w:type="dxa"/>
@@ -3537,7 +3428,7 @@
         </w:tc>
         <w:tc>
           <w:tcPr>
-            <w:shd w:fill="auto" w:val="clear"/>
+            <w:shd w:fill="d9d9d9" w:val="clear"/>
             <w:tcMar>
               <w:top w:w="100.0" w:type="dxa"/>
               <w:left w:w="100.0" w:type="dxa"/>
@@ -3576,7 +3467,7 @@
         </w:tc>
         <w:tc>
           <w:tcPr>
-            <w:shd w:fill="auto" w:val="clear"/>
+            <w:shd w:fill="d9d9d9" w:val="clear"/>
             <w:tcMar>
               <w:top w:w="100.0" w:type="dxa"/>
               <w:left w:w="100.0" w:type="dxa"/>
@@ -3965,8 +3856,8 @@
       </w:r>
     </w:p>
     <w:sectPr>
-      <w:pgSz w:h="16834" w:w="11909" w:orient="portrait"/>
-      <w:pgMar w:bottom="1440" w:top="1440" w:left="1440" w:right="1440" w:header="720" w:footer="720"/>
+      <w:pgSz w:h="11909" w:w="16834" w:orient="landscape"/>
+      <w:pgMar w:bottom="1440.0000000000002" w:top="1440.0000000000002" w:left="1440.0000000000002" w:right="1440.0000000000002" w:header="720" w:footer="720"/>
       <w:pgNumType w:start="1"/>
     </w:sectPr>
   </w:body>

--- a/templates/db_template.docx
+++ b/templates/db_template.docx
@@ -1023,43 +1023,7 @@
         </w:tc>
         <w:tc>
           <w:tcPr>
-            <w:shd w:fill="auto" w:val="clear"/>
-            <w:tcMar>
-              <w:top w:w="100.0" w:type="dxa"/>
-              <w:left w:w="100.0" w:type="dxa"/>
-              <w:bottom w:w="100.0" w:type="dxa"/>
-              <w:right w:w="100.0" w:type="dxa"/>
-            </w:tcMar>
-            <w:vAlign w:val="top"/>
-          </w:tcPr>
-          <w:p>
-            <w:pPr>
-              <w:keepNext w:val="0"/>
-              <w:keepLines w:val="0"/>
-              <w:pageBreakBefore w:val="0"/>
-              <w:widowControl w:val="0"/>
-              <w:pBdr>
-                <w:top w:space="0" w:sz="0" w:val="nil"/>
-                <w:left w:space="0" w:sz="0" w:val="nil"/>
-                <w:bottom w:space="0" w:sz="0" w:val="nil"/>
-                <w:right w:space="0" w:sz="0" w:val="nil"/>
-                <w:between w:space="0" w:sz="0" w:val="nil"/>
-              </w:pBdr>
-              <w:shd w:fill="auto" w:val="clear"/>
-              <w:spacing w:after="0" w:before="0" w:line="240" w:lineRule="auto"/>
-              <w:ind w:left="0" w:right="0" w:firstLine="0"/>
-              <w:jc w:val="left"/>
-              <w:rPr/>
-            </w:pPr>
-            <w:r>
-              <w:rPr>
-                <w:rtl w:val="0"/>
-              </w:rPr>
-            </w:r>
-          </w:p>
-        </w:tc>
-        <w:tc>
-          <w:tcPr>
+            <w:gridSpan w:val="2"/>
             <w:shd w:fill="auto" w:val="clear"/>
             <w:tcMar>
               <w:top w:w="100.0" w:type="dxa"/>
